--- a/docs/Deliverables/Functional and Non-Functional Requirements.docx
+++ b/docs/Deliverables/Functional and Non-Functional Requirements.docx
@@ -4789,37 +4789,8 @@
             <w:vAlign w:val="top"/>
           </w:tcPr>
           <w:p>
-            <w:pPr>
-              <w:keepNext w:val="0"/>
-              <w:keepLines w:val="0"/>
-              <w:pageBreakBefore w:val="0"/>
-              <w:widowControl w:val="0"/>
-              <w:pBdr>
-                <w:top w:val="none" w:color="auto" w:sz="0" w:space="0"/>
-                <w:left w:val="none" w:color="auto" w:sz="0" w:space="0"/>
-                <w:bottom w:val="none" w:color="auto" w:sz="0" w:space="0"/>
-                <w:right w:val="none" w:color="auto" w:sz="0" w:space="0"/>
-                <w:between w:val="none" w:color="auto" w:sz="0" w:space="0"/>
-              </w:pBdr>
-              <w:shd w:val="clear" w:fill="auto"/>
-              <w:spacing w:before="0" w:after="0" w:line="240" w:lineRule="auto"/>
-              <w:ind w:left="0" w:leftChars="0" w:right="0" w:rightChars="0" w:firstLine="0" w:firstLineChars="0"/>
-              <w:jc w:val="left"/>
-              <w:rPr>
-                <w:rFonts w:hint="default" w:ascii="Arial Regular" w:hAnsi="Arial Regular" w:cs="Arial Regular"/>
-                <w:sz w:val="22"/>
-                <w:szCs w:val="22"/>
-                <w:rtl w:val="0"/>
-              </w:rPr>
-            </w:pPr>
-            <w:r>
-              <w:rPr>
-                <w:rFonts w:hint="default" w:ascii="Arial Regular" w:hAnsi="Arial Regular" w:cs="Arial Regular"/>
-                <w:sz w:val="22"/>
-                <w:szCs w:val="22"/>
-                <w:rtl w:val="0"/>
-              </w:rPr>
-              <w:t>Scheduled Isolation Forest WQAD analyzes temperature, pH, dissolved oxygen, turbidity, water level, and recent trends; it returns Normal, Unusual, or Insufficient with an anomaly score, contributing sensors, cautious insight, and recommended verification steps without controlling devices</w:t>
+            <w:r>
+              <w:t>Scheduled Isolation Forest WQAD analyzes combined temperature, pH, dissolved oxygen, turbidity, water level, and recent pattern features. It returns Normal, Unusual, or Insufficient with an anomaly score, contributing sensors, cautious insight, and recommended verification steps without controlling devices. Rule-derived Increasing, Decreasing, or Stable labels provide context for the contributor insight and recommendation.</w:t>
             </w:r>
           </w:p>
         </w:tc>
